--- a/path-of-courage-lecture/The Path of Courage - Stage Version (English).docx
+++ b/path-of-courage-lecture/The Path of Courage - Stage Version (English).docx
@@ -933,7 +933,7 @@
           <w:sz w:val="28"/>
           <w:szCs w:val="28"/>
         </w:rPr>
-        <w:t>And that is the first thing I learned about courage: before a person sets out, something inside him already has to know where he is going.</w:t>
+        <w:t>And that is the first thing I learned about courage: before you set out, something inside you already has to know where you are going.</w:t>
       </w:r>
     </w:p>
     <w:p>
@@ -1101,7 +1101,7 @@
           <w:sz w:val="28"/>
           <w:szCs w:val="28"/>
         </w:rPr>
-        <w:t>Looking back, I understand: Jerusalem was not only a geographical destination. It was my inner compass.</w:t>
+        <w:t>Looking back, I understand: Jerusalem wasn't just a place on a map. It was my inner compass.</w:t>
       </w:r>
     </w:p>
     <w:p>
@@ -1147,31 +1147,31 @@
           <w:sz w:val="28"/>
           <w:szCs w:val="28"/>
         </w:rPr>
-        <w:t>A child leaves when he understands, even if he can't explain it in grown-up words, that the place where he is can no longer promise him a future.</w:t>
-      </w:r>
-    </w:p>
-    <w:p>
-      <w:pPr>
-        <w:spacing w:after="180" w:line="360" w:lineRule="auto"/>
-      </w:pPr>
-      <w:r>
-        <w:rPr>
-          <w:sz w:val="28"/>
-          <w:szCs w:val="28"/>
-        </w:rPr>
-        <w:t>Those were hard years in Ethiopia. Drought. Hunger. Insecurity. Harsh treatment of Jews.</w:t>
-      </w:r>
-    </w:p>
-    <w:p>
-      <w:pPr>
-        <w:spacing w:after="180" w:line="360" w:lineRule="auto"/>
-      </w:pPr>
-      <w:r>
-        <w:rPr>
-          <w:sz w:val="28"/>
-          <w:szCs w:val="28"/>
-        </w:rPr>
-        <w:t>I remember nights when I drank water to quiet the hunger. I remember my mother trying to conjure up, out of nothing, one more meal, a little more hope.</w:t>
+        <w:t>A child leaves when he understands something. He can't say it in grown-up words. But he knows: this place can no longer promise me a future.</w:t>
+      </w:r>
+    </w:p>
+    <w:p>
+      <w:pPr>
+        <w:spacing w:after="180" w:line="360" w:lineRule="auto"/>
+      </w:pPr>
+      <w:r>
+        <w:rPr>
+          <w:sz w:val="28"/>
+          <w:szCs w:val="28"/>
+        </w:rPr>
+        <w:t>Those were hard years in Ethiopia. Drought. Hunger. Danger. And it was a hard time to be a Jew.</w:t>
+      </w:r>
+    </w:p>
+    <w:p>
+      <w:pPr>
+        <w:spacing w:after="180" w:line="360" w:lineRule="auto"/>
+      </w:pPr>
+      <w:r>
+        <w:rPr>
+          <w:sz w:val="28"/>
+          <w:szCs w:val="28"/>
+        </w:rPr>
+        <w:t>I remember nights when I drank water to quiet the hunger. I remember my mother making one more meal out of nothing. A little more hope out of nothing.</w:t>
       </w:r>
     </w:p>
     <w:p>
@@ -1659,7 +1659,7 @@
           <w:sz w:val="28"/>
           <w:szCs w:val="28"/>
         </w:rPr>
-        <w:t>And with that sentence, she decreed that we would never meet again.</w:t>
+        <w:t>And with that one sentence, she sealed it: we would never see each other again.</w:t>
       </w:r>
     </w:p>
     <w:p>
@@ -1865,7 +1865,7 @@
           <w:sz w:val="28"/>
           <w:szCs w:val="28"/>
         </w:rPr>
-        <w:t>There are moments in life when a person doesn't feel he is setting out on a journey. He feels he is crossing a line. Behind that line is everything he knows. In front of it is everything he doesn't know yet.</w:t>
+        <w:t>There are moments in life when you don't feel you are setting out on a journey. You feel you are crossing a line. Behind that line is everything you know. In front of it is everything you don't know yet.</w:t>
       </w:r>
     </w:p>
     <w:p>
@@ -2018,7 +2018,7 @@
           <w:sz w:val="28"/>
           <w:szCs w:val="28"/>
         </w:rPr>
-        <w:t>Five tools. Five stages. Vow, Movement, Resourcefulness, Together, and Building.</w:t>
+        <w:t>Five tools. Five stages. Vow. Motion. Resourcefulness. Togetherness. Building.</w:t>
       </w:r>
     </w:p>
     <w:p>
@@ -2076,7 +2076,7 @@
           <w:sz w:val="28"/>
           <w:szCs w:val="28"/>
         </w:rPr>
-        <w:t>Because most of us don't set out because we have a perfect plan. We set out because something inside us says: there.</w:t>
+        <w:t>Most of us don't set out because we have a perfect plan. We set out because something inside us says: there.</w:t>
       </w:r>
     </w:p>
     <w:p>
@@ -2112,7 +2112,7 @@
           <w:sz w:val="28"/>
           <w:szCs w:val="28"/>
         </w:rPr>
-        <w:t>And that is the first lesson of the Path of Courage: a person can survive almost any road, if he knows why he is walking it.</w:t>
+        <w:t>And that is the first lesson of the Path of Courage: you can survive almost any road, if you know why you are walking it.</w:t>
       </w:r>
     </w:p>
     <w:p>
@@ -2145,7 +2145,7 @@
           <w:sz w:val="28"/>
           <w:szCs w:val="28"/>
         </w:rPr>
-        <w:t xml:space="preserve"> Courage begins not in the legs, but in the direction. Before you ask how I will go, ask why I must go.</w:t>
+        <w:t xml:space="preserve"> Courage doesn't begin in the legs. It begins with a direction. Before you ask "how will I go," ask "why must I go."</w:t>
       </w:r>
     </w:p>
     <w:p>
@@ -2191,19 +2191,19 @@
           <w:sz w:val="28"/>
           <w:szCs w:val="28"/>
         </w:rPr>
-        <w:t>Our departure was not dramatic like in the movies. There was no music in the background. There was no one waving goodbye. There were only a few children, darkness, fear, and a cover story in case we got caught.</w:t>
-      </w:r>
-    </w:p>
-    <w:p>
-      <w:pPr>
-        <w:spacing w:after="180" w:line="360" w:lineRule="auto"/>
-      </w:pPr>
-      <w:r>
-        <w:rPr>
-          <w:sz w:val="28"/>
-          <w:szCs w:val="28"/>
-        </w:rPr>
-        <w:t>When we sat together, Abai, Fanta and I, and I told them I intended to leave, I asked: who's coming with me?</w:t>
+        <w:t>Our departure wasn't like the movies. There was no music in the background. There was no one waving goodbye. There were only a few children, darkness, fear, and a cover story in case we got caught.</w:t>
+      </w:r>
+    </w:p>
+    <w:p>
+      <w:pPr>
+        <w:spacing w:after="180" w:line="360" w:lineRule="auto"/>
+      </w:pPr>
+      <w:r>
+        <w:rPr>
+          <w:sz w:val="28"/>
+          <w:szCs w:val="28"/>
+        </w:rPr>
+        <w:t>I sat down with Abai and Fanta, told them I was leaving, and asked: who's coming with me?</w:t>
       </w:r>
     </w:p>
     <w:p>
@@ -2239,7 +2239,7 @@
           <w:sz w:val="28"/>
           <w:szCs w:val="28"/>
         </w:rPr>
-        <w:t>That evening we sat down to plan at the home of Melko, my cousin's partner. An adult. He warned us: "You have to walk at night, because of the animals, and because of the heat. And because of the bandits." And he asked: "When are you planning to leave?"</w:t>
+        <w:t>That evening we planned it at Melko's house. Melko was my cousin's partner. A grown-up. He warned us: "You have to walk at night, because of the animals, and because of the heat. And because of the bandits." And he asked: "When are you planning to leave?"</w:t>
       </w:r>
     </w:p>
     <w:p>
@@ -2263,7 +2263,7 @@
           <w:sz w:val="28"/>
           <w:szCs w:val="28"/>
         </w:rPr>
-        <w:t>When a child says "tomorrow," he simply doesn't leave fear any time to get organized.</w:t>
+        <w:t>When a child says "tomorrow," fear doesn't get time to organize itself.</w:t>
       </w:r>
     </w:p>
     <w:p>
@@ -2349,7 +2349,7 @@
           <w:sz w:val="28"/>
           <w:szCs w:val="28"/>
         </w:rPr>
-        <w:t>But I learned something there that has stayed with me all my life: if you wait until you are completely ready, there are roads you will never set out on. Because movement doesn't begin when the fear ends. Movement begins when something matters more than the fear.</w:t>
+        <w:t>But I learned something there that has stayed with me all my life: if you wait until you are completely ready, there are roads you will never set out on. Because motion doesn't begin when the fear ends. Motion begins when something matters more than the fear.</w:t>
       </w:r>
     </w:p>
     <w:p>
@@ -2370,7 +2370,7 @@
           <w:sz w:val="28"/>
           <w:szCs w:val="28"/>
         </w:rPr>
-        <w:t xml:space="preserve"> Courage is not setting out without fear. Courage is not letting fear be the one that decides whether you set out.</w:t>
+        <w:t xml:space="preserve"> Courage isn't setting out without fear. Courage is not letting fear make the decision for you.</w:t>
       </w:r>
     </w:p>
     <w:p>
@@ -2403,7 +2403,7 @@
           <w:sz w:val="28"/>
           <w:szCs w:val="28"/>
         </w:rPr>
-        <w:t>Very quickly we discovered that the road was not interested in our plans.</w:t>
+        <w:t>We discovered very quickly that the road didn't care about our plans.</w:t>
       </w:r>
     </w:p>
     <w:p>
@@ -2461,7 +2461,7 @@
           <w:sz w:val="28"/>
           <w:szCs w:val="28"/>
         </w:rPr>
-        <w:t>I learned a rule from that which stays with me to this day, in courtrooms too: the strongest story is not the most sophisticated invention, but the one that stands closest to the truth.</w:t>
+        <w:t>That taught me a rule I still use today, in courtrooms too: the strongest story isn't the cleverest one. It's the one that stands closest to the truth.</w:t>
       </w:r>
     </w:p>
     <w:p>
@@ -2507,7 +2507,7 @@
           <w:sz w:val="28"/>
           <w:szCs w:val="28"/>
         </w:rPr>
-        <w:t>And the answer was a lesson for life: "It doesn't matter. We're walking west, where the sun sets. Maybe we missed a village, but if we keep going west another village will come. The main thing is not to stop."</w:t>
+        <w:t>And the answer became a lesson for life: "It doesn't matter. We're walking west, where the sun sets. Maybe we missed a village, but if we keep going west another village will come. The main thing is not to stop."</w:t>
       </w:r>
     </w:p>
     <w:p>
@@ -2555,19 +2555,19 @@
           <w:sz w:val="28"/>
           <w:szCs w:val="28"/>
         </w:rPr>
-        <w:t>Not every village honored us with water.</w:t>
-      </w:r>
-    </w:p>
-    <w:p>
-      <w:pPr>
-        <w:spacing w:after="180" w:line="360" w:lineRule="auto"/>
-      </w:pPr>
-      <w:r>
-        <w:rPr>
-          <w:sz w:val="28"/>
-          <w:szCs w:val="28"/>
-        </w:rPr>
-        <w:t>In one village, a step before the Sudanese border, a man in a robe planted himself in front of us. "Who are you?" "We're running away from the army." "Wonderful. I'm the chief of this village, and nobody runs away from here to anywhere."</w:t>
+        <w:t>Not every village gave us water.</w:t>
+      </w:r>
+    </w:p>
+    <w:p>
+      <w:pPr>
+        <w:spacing w:after="180" w:line="360" w:lineRule="auto"/>
+      </w:pPr>
+      <w:r>
+        <w:rPr>
+          <w:sz w:val="28"/>
+          <w:szCs w:val="28"/>
+        </w:rPr>
+        <w:t>In one village, a stone's throw from the Sudanese border, a man in a robe planted himself in front of us. "Who are you?" "We're running away from the army." "Wonderful. I'm the chief of this village, and nobody runs away from here to anywhere."</w:t>
       </w:r>
     </w:p>
     <w:p>
@@ -2679,19 +2679,19 @@
           <w:sz w:val="28"/>
           <w:szCs w:val="28"/>
         </w:rPr>
-        <w:t>In those days I learned that when you cannot act, you can observe.</w:t>
-      </w:r>
-    </w:p>
-    <w:p>
-      <w:pPr>
-        <w:spacing w:after="180" w:line="360" w:lineRule="auto"/>
-      </w:pPr>
-      <w:r>
-        <w:rPr>
-          <w:sz w:val="28"/>
-          <w:szCs w:val="28"/>
-        </w:rPr>
-        <w:t>In those two days I learned one thing: the only time of day we were without the chief was washing time at the river. On the third morning he went to town. We went to feed the animals, and I jumped into the pen and rolled in the animals' dung, and smeared my friends too. We told his wife: we fell, we have to wash now.</w:t>
+        <w:t>That's where I learned: when you can't act, you can watch.</w:t>
+      </w:r>
+    </w:p>
+    <w:p>
+      <w:pPr>
+        <w:spacing w:after="180" w:line="360" w:lineRule="auto"/>
+      </w:pPr>
+      <w:r>
+        <w:rPr>
+          <w:sz w:val="28"/>
+          <w:szCs w:val="28"/>
+        </w:rPr>
+        <w:t>And in two days of watching I learned one thing: the only time of day the chief wasn't with us was washing time at the river. On the third morning he went to town. We went to feed the animals, and I jumped into the pen and rolled in the animals' dung, and smeared my friends too. We told his wife: we fell, we have to wash now.</w:t>
       </w:r>
     </w:p>
     <w:p>
@@ -2761,7 +2761,7 @@
           <w:sz w:val="28"/>
           <w:szCs w:val="28"/>
         </w:rPr>
-        <w:t>And that is true not only in the desert. It is true in an organization in crisis. In a courtroom. In a family. Anywhere reality changes faster than the plan.</w:t>
+        <w:t>And that's true not only in the desert. It's true in a company in crisis. In a courtroom. In a family. Anywhere reality changes faster than the plan.</w:t>
       </w:r>
     </w:p>
     <w:p>
@@ -2782,7 +2782,7 @@
           <w:sz w:val="28"/>
           <w:szCs w:val="28"/>
         </w:rPr>
-        <w:t xml:space="preserve"> Resilience is not only holding on. Resilience is thinking, learning and responding in the middle of uncertainty.</w:t>
+        <w:t xml:space="preserve"> Resilience isn't just holding on. Resilience is thinking, learning and acting while nothing is certain.</w:t>
       </w:r>
     </w:p>
     <w:p>
@@ -2803,7 +2803,7 @@
           <w:sz w:val="28"/>
           <w:szCs w:val="28"/>
         </w:rPr>
-        <w:t xml:space="preserve"> And still, even the greatest resourcefulness is not enough on its own. Because there are moments when a person doesn't need a solution. He needs someone to tell him: "I am not leaving you here."</w:t>
+        <w:t xml:space="preserve"> And still, even the greatest resourcefulness is not enough on its own. Because there are moments when you don't need a solution. You need someone to tell you: "I am not leaving you here."</w:t>
       </w:r>
     </w:p>
     <w:p/>
@@ -2816,7 +2816,7 @@
           <w:sz w:val="28"/>
           <w:szCs w:val="28"/>
         </w:rPr>
-        <w:t>For many years I thought my story was a story about a brave boy. Today I know that isn't accurate. It is a story about a boy who was afraid, and about people who didn't let him stay alone with the fear.</w:t>
+        <w:t>For many years I thought my story was a story about a brave boy. Today I know that isn't true. It is a story about a boy who was afraid, and about people who didn't let him stay alone with the fear.</w:t>
       </w:r>
     </w:p>
     <w:p>
@@ -2972,7 +2972,7 @@
           <w:sz w:val="28"/>
           <w:szCs w:val="28"/>
         </w:rPr>
-        <w:t>And a question. You don't need to answer out loud. In your last project, who was the one who got left behind? And who lifted his arm onto their shoulder?</w:t>
+        <w:t>And a question. Don't answer out loud. In your last project, who got left behind? And who put that person's arm over their shoulder?</w:t>
       </w:r>
     </w:p>
     <w:p>
@@ -3070,7 +3070,7 @@
           <w:sz w:val="28"/>
           <w:szCs w:val="28"/>
         </w:rPr>
-        <w:t>And he went. There, in the sands of the desert, I understood that a true leader is recognized also in the moment he knows how to let go.</w:t>
+        <w:t>And he went. There, in the desert sand, I understood: you can also recognize a true leader by the moment he knows how to let go.</w:t>
       </w:r>
     </w:p>
     <w:p>
@@ -3509,7 +3509,7 @@
           <w:sz w:val="28"/>
           <w:szCs w:val="28"/>
         </w:rPr>
-        <w:t xml:space="preserve"> Courage is not only what is inside you. Courage is also who you allow to walk with you. And who you choose not to leave behind.</w:t>
+        <w:t xml:space="preserve"> Courage isn't only what's inside you. Courage is also who you let walk beside you. And who you refuse to leave behind.</w:t>
       </w:r>
     </w:p>
     <w:p>
@@ -3569,7 +3569,7 @@
           <w:sz w:val="28"/>
           <w:szCs w:val="28"/>
         </w:rPr>
-        <w:t>The Jerusalem I imagined as a child was made of precious stones and a Temple. The Jerusalem I met was a real city: buses, traffic lights, people in a hurry, a language I didn't understand. And on the first morning, in the dining hall in Ashkelon, something white and strange called cottage cheese, which I ate like a royal feast.</w:t>
+        <w:t>The Jerusalem I imagined as a child was made of precious stones and a Temple. The Jerusalem I met was a real city: buses, traffic lights, people in a hurry, a language I didn't understand. And on the first morning, in the dining hall in Ashkelon, something white and strange called cottage cheese, which I ate like a king's feast.</w:t>
       </w:r>
     </w:p>
     <w:p>
@@ -3803,7 +3803,7 @@
           <w:sz w:val="28"/>
           <w:szCs w:val="28"/>
         </w:rPr>
-        <w:t>And that evening I stood in front of the mirror at the boarding school and said to the boy looking back at me: even if the dream feels as if it has shattered, you do not stop here, Solomon. From today, your job is to be the best you can be. From that day on I read newspapers in Hebrew even when I didn't understand half of it, because I understood that no one was going to build me in my place.</w:t>
+        <w:t>And that evening I stood in front of the mirror at the boarding school and said to the boy looking back at me: even if the dream feels as if it has shattered, you do not stop here, Solomon. From today, your job is to be the best you can be. From that day on I read Hebrew newspapers, even when I didn't understand half the words. Because I understood: no one was going to build me for me.</w:t>
       </w:r>
     </w:p>
     <w:p>
@@ -3825,7 +3825,7 @@
           <w:sz w:val="28"/>
           <w:szCs w:val="28"/>
         </w:rPr>
-        <w:t>And then came the moment that cracked me. 1996. I was after the army, in a preparatory program. And the media reported that blood donations from Ethiopian Israelis had been rejected and thrown in the trash.</w:t>
+        <w:t>And then came the moment that cracked me. 1996. I had finished the army and was in a pre-university program. And the media reported that blood donations from Ethiopian Israelis had been rejected and thrown in the trash.</w:t>
       </w:r>
     </w:p>
     <w:p>
@@ -4015,19 +4015,19 @@
           <w:sz w:val="28"/>
           <w:szCs w:val="28"/>
         </w:rPr>
-        <w:t>The first time I stood up in a courtroom, wearing the robe, and said "I represent."</w:t>
-      </w:r>
-    </w:p>
-    <w:p>
-      <w:pPr>
-        <w:spacing w:after="180" w:line="360" w:lineRule="auto"/>
-      </w:pPr>
-      <w:r>
-        <w:rPr>
-          <w:sz w:val="28"/>
-          <w:szCs w:val="28"/>
-        </w:rPr>
-        <w:t>Then I remembered the boy who walked through the desert, the boy the world never asked anything. And now the man he became stands in the courtroom, and his job is to give voice to another person.</w:t>
+        <w:t>The first time I stood up in a courtroom, wearing the robe, and said: "Your Honor, I appear for my client."</w:t>
+      </w:r>
+    </w:p>
+    <w:p>
+      <w:pPr>
+        <w:spacing w:after="180" w:line="360" w:lineRule="auto"/>
+      </w:pPr>
+      <w:r>
+        <w:rPr>
+          <w:sz w:val="28"/>
+          <w:szCs w:val="28"/>
+        </w:rPr>
+        <w:t>And I remembered the boy in the desert. The boy nobody ever asked anything. And now the man he became stands in a courtroom, and his job is to be the voice of another person.</w:t>
       </w:r>
     </w:p>
     <w:p>
@@ -4180,7 +4180,7 @@
           <w:sz w:val="28"/>
           <w:szCs w:val="28"/>
         </w:rPr>
-        <w:t xml:space="preserve"> The destination, contrary to what we think at the start of the road, is not the end of the story. The destination is where the question begins: what kind of person do I choose to be now?</w:t>
+        <w:t xml:space="preserve"> The destination isn't the end of the story, whatever we think when we set out. The destination is where the question begins: who do I choose to be now?</w:t>
       </w:r>
     </w:p>
     <w:p>
@@ -4231,67 +4231,67 @@
           <w:sz w:val="28"/>
           <w:szCs w:val="28"/>
         </w:rPr>
-        <w:t>Every person has a Jerusalem. Sometimes it is the dream we have put off for years.</w:t>
-      </w:r>
-    </w:p>
-    <w:p>
-      <w:pPr>
-        <w:spacing w:after="180" w:line="360" w:lineRule="auto"/>
-        <w:rPr>
-          <w:sz w:val="28"/>
-          <w:szCs w:val="28"/>
-        </w:rPr>
-      </w:pPr>
-      <w:r>
-        <w:rPr>
-          <w:sz w:val="28"/>
-          <w:szCs w:val="28"/>
-        </w:rPr>
-        <w:t>Sometimes it is a conversation we need to have.</w:t>
-      </w:r>
-    </w:p>
-    <w:p>
-      <w:pPr>
-        <w:spacing w:after="180" w:line="360" w:lineRule="auto"/>
-        <w:rPr>
-          <w:sz w:val="28"/>
-          <w:szCs w:val="28"/>
-        </w:rPr>
-      </w:pPr>
-      <w:r>
-        <w:rPr>
-          <w:sz w:val="28"/>
-          <w:szCs w:val="28"/>
-        </w:rPr>
-        <w:t>Sometimes it is a new beginning.</w:t>
-      </w:r>
-    </w:p>
-    <w:p>
-      <w:pPr>
-        <w:spacing w:after="180" w:line="360" w:lineRule="auto"/>
-        <w:rPr>
-          <w:sz w:val="28"/>
-          <w:szCs w:val="28"/>
-        </w:rPr>
-      </w:pPr>
-      <w:r>
-        <w:rPr>
-          <w:sz w:val="28"/>
-          <w:szCs w:val="28"/>
-        </w:rPr>
-        <w:t>Sometimes it is a repair.</w:t>
-      </w:r>
-    </w:p>
-    <w:p>
-      <w:pPr>
-        <w:spacing w:after="180" w:line="360" w:lineRule="auto"/>
-      </w:pPr>
-      <w:r>
-        <w:rPr>
-          <w:sz w:val="28"/>
-          <w:szCs w:val="28"/>
-        </w:rPr>
-        <w:t>Sometimes it is an identity we are afraid to reclaim.</w:t>
+        <w:t>Everyone has a Jerusalem. Sometimes it's the dream we've put off for years.</w:t>
+      </w:r>
+    </w:p>
+    <w:p>
+      <w:pPr>
+        <w:spacing w:after="180" w:line="360" w:lineRule="auto"/>
+        <w:rPr>
+          <w:sz w:val="28"/>
+          <w:szCs w:val="28"/>
+        </w:rPr>
+      </w:pPr>
+      <w:r>
+        <w:rPr>
+          <w:sz w:val="28"/>
+          <w:szCs w:val="28"/>
+        </w:rPr>
+        <w:t>Sometimes it's a conversation we need to have.</w:t>
+      </w:r>
+    </w:p>
+    <w:p>
+      <w:pPr>
+        <w:spacing w:after="180" w:line="360" w:lineRule="auto"/>
+        <w:rPr>
+          <w:sz w:val="28"/>
+          <w:szCs w:val="28"/>
+        </w:rPr>
+      </w:pPr>
+      <w:r>
+        <w:rPr>
+          <w:sz w:val="28"/>
+          <w:szCs w:val="28"/>
+        </w:rPr>
+        <w:t>Sometimes it's a new beginning.</w:t>
+      </w:r>
+    </w:p>
+    <w:p>
+      <w:pPr>
+        <w:spacing w:after="180" w:line="360" w:lineRule="auto"/>
+        <w:rPr>
+          <w:sz w:val="28"/>
+          <w:szCs w:val="28"/>
+        </w:rPr>
+      </w:pPr>
+      <w:r>
+        <w:rPr>
+          <w:sz w:val="28"/>
+          <w:szCs w:val="28"/>
+        </w:rPr>
+        <w:t>Sometimes it's something we need to make right.</w:t>
+      </w:r>
+    </w:p>
+    <w:p>
+      <w:pPr>
+        <w:spacing w:after="180" w:line="360" w:lineRule="auto"/>
+      </w:pPr>
+      <w:r>
+        <w:rPr>
+          <w:sz w:val="28"/>
+          <w:szCs w:val="28"/>
+        </w:rPr>
+        <w:t>Sometimes it's an identity we're afraid to take back.</w:t>
       </w:r>
     </w:p>
     <w:p>
@@ -4311,7 +4311,7 @@
           <w:sz w:val="28"/>
           <w:szCs w:val="28"/>
         </w:rPr>
-        <w:t>And every person also has a desert. A period of dryness and uncertainty.</w:t>
+        <w:t>And everyone also has a desert. A time of dryness and uncertainty.</w:t>
       </w:r>
     </w:p>
     <w:p>
@@ -4424,7 +4424,7 @@
           <w:sz w:val="28"/>
           <w:szCs w:val="28"/>
         </w:rPr>
-        <w:t>It is a road no one can walk in our place.</w:t>
+        <w:t>It's a road no one can walk for us.</w:t>
       </w:r>
     </w:p>
     <w:p>
@@ -4444,7 +4444,7 @@
           <w:sz w:val="28"/>
           <w:szCs w:val="28"/>
         </w:rPr>
-        <w:t>The question is not whether we will have a desert.</w:t>
+        <w:t>The question isn't whether we'll have a desert.</w:t>
       </w:r>
     </w:p>
     <w:p>
@@ -4554,7 +4554,7 @@
           <w:sz w:val="28"/>
           <w:szCs w:val="28"/>
         </w:rPr>
-        <w:t>Vow. Movement. Resourcefulness. Together. Building.</w:t>
+        <w:t>Vow. Motion. Resourcefulness. Togetherness. Building.</w:t>
       </w:r>
     </w:p>
     <w:p>
@@ -4908,7 +4908,7 @@
           <w:sz w:val="28"/>
           <w:szCs w:val="28"/>
         </w:rPr>
-        <w:t>And what is the first step you are willing to take tomorrow morning on the way there?</w:t>
+        <w:t>And what's the first step you're willing to take tomorrow morning, on the way there?</w:t>
       </w:r>
     </w:p>
     <w:p>
@@ -4934,7 +4934,7 @@
           <w:sz w:val="28"/>
           <w:szCs w:val="28"/>
         </w:rPr>
-        <w:t>Because there is no one without a desert. And there is no one without a Jerusalem.</w:t>
+        <w:t>Because there is no one without a desert. And no one without a Jerusalem.</w:t>
       </w:r>
     </w:p>
     <w:p>
